--- a/docs/diploma/Бахитияр_Санжар_дипломдық_жоба_құжаттамасы.docx
+++ b/docs/diploma/Бахитияр_Санжар_дипломдық_жоба_құжаттамасы.docx
@@ -167,6 +167,21 @@
           <w:sz w:val="28"/>
         </w:rPr>
         <w:t>ҚР APC 06130100 ДЖ ТХ</w:t>
+      </w:r>
+    </w:p>
+    <w:p>
+      <w:pPr>
+        <w:spacing w:line="360" w:lineRule="auto" w:after="60"/>
+        <w:jc w:val="center"/>
+      </w:pPr>
+      <w:r>
+        <w:rPr>
+          <w:rFonts w:ascii="Times New Roman" w:hAnsi="Times New Roman" w:eastAsia="Times New Roman" w:cs="Times New Roman"/>
+          <w:b/>
+          <w:i w:val="0"/>
+          <w:sz w:val="28"/>
+        </w:rPr>
+        <w:t>Орындаған: П22-4Б тобының студенті Бахитияр Санжар</w:t>
       </w:r>
     </w:p>
     <w:p/>

--- a/docs/diploma/Бахитияр_Санжар_дипломдық_жоба_құжаттамасы.docx
+++ b/docs/diploma/Бахитияр_Санжар_дипломдық_жоба_құжаттамасы.docx
@@ -995,7 +995,7 @@
           <w:i w:val="0"/>
           <w:sz w:val="28"/>
         </w:rPr>
-        <w:t>– Telegram/WhatsApp хабарламалары, AI-көмекші және есеп беру модульдерін қарастыру;</w:t>
+        <w:t>– Telegram хабарламалары, AI-көмекші және есеп беру модульдерін қарастыру;</w:t>
       </w:r>
     </w:p>
     <w:p>
@@ -1553,7 +1553,7 @@
           <w:i w:val="0"/>
           <w:sz w:val="28"/>
         </w:rPr>
-        <w:t>Осы дипломдық жобада ұсынылатын ақпараттық жүйе тәрбие сағатын электронды түрде жоспарлау, бекіту, басқару және есепке алу процесін автоматтандыруға бағытталған. Жүйе әкімшіге, кураторға және студентке арналған рөлдік интерфейстерді, тәрбие сағатының мәртебелерін, Word-құжат жүктеу мен электронды қолтаңба қою механизмін, Telegram/WhatsApp хабарламаларын, есеп беру модулін және AI-көмекшіні біріктіреді.</w:t>
+        <w:t>Осы дипломдық жобада ұсынылатын ақпараттық жүйе тәрбие сағатын электронды түрде жоспарлау, бекіту, басқару және есепке алу процесін автоматтандыруға бағытталған. Жүйе әкімшіге, кураторға және студентке арналған рөлдік интерфейстерді, тәрбие сағатының мәртебелерін, Word-құжат жүктеу мен электронды қолтаңба қою механизмін, Telegram хабарламаларын, есеп беру модулін және AI-көмекшіні біріктіреді.</w:t>
       </w:r>
     </w:p>
     <w:p>
@@ -2157,7 +2157,7 @@
                 <w:i w:val="0"/>
                 <w:sz w:val="28"/>
               </w:rPr>
-              <w:t>Telegram/WhatsApp арқылы еске салу және мәртебе хабарламалары</w:t>
+              <w:t>Telegram арқылы еске салу және мәртебе хабарламалары</w:t>
             </w:r>
           </w:p>
         </w:tc>
@@ -3531,7 +3531,7 @@
                 <w:i w:val="0"/>
                 <w:sz w:val="28"/>
               </w:rPr>
-              <w:t>Telegram/WhatsApp хабарламаларын жіберу</w:t>
+              <w:t>Telegram хабарламаларын жіберу</w:t>
             </w:r>
           </w:p>
         </w:tc>
@@ -4033,7 +4033,7 @@
                 <w:i w:val="0"/>
                 <w:sz w:val="28"/>
               </w:rPr>
-              <w:t>Telegram/WhatsApp webhook және хабарлама consumer</w:t>
+              <w:t>Telegram webhook және хабарлама consumer</w:t>
             </w:r>
           </w:p>
         </w:tc>
@@ -6274,7 +6274,7 @@
           <w:i w:val="0"/>
           <w:sz w:val="28"/>
         </w:rPr>
-        <w:t>Telegram бот /start, /my_sessions және /confirm командаларын өңдейді. Бот куратор мен студентке алдағы тәрбие сағаттары туралы хабарлама жіберіп, сабақ мәртебесін жылдам растауға мүмкіндік береді. WhatsApp Business Cloud API интеграциясы да қарастырылған.</w:t>
+        <w:t>Telegram бот /start, /my_sessions және /confirm командаларын өңдейді. Бот куратор мен студентке алдағы тәрбие сағаттары туралы хабарлама жіберіп, сабақ мәртебесін жылдам растауға мүмкіндік береді.</w:t>
       </w:r>
     </w:p>
     <w:p>
@@ -7712,6 +7712,8 @@
       </w:r>
     </w:p>
     <w:sectPr>
+      <w:headerReference w:type="default" r:id="rId9"/>
+      <w:footerReference w:type="default" r:id="rId10"/>
       <w:pgSz w:w="12240" w:h="15840"/>
       <w:pgMar w:top="1134" w:right="850" w:bottom="1134" w:left="1701" w:header="720" w:footer="720" w:gutter="0"/>
       <w:cols w:space="720"/>
@@ -7719,6 +7721,26 @@
     </w:sectPr>
   </w:body>
 </w:document>
+</file>
+
+<file path=word/footer1.xml><?xml version="1.0" encoding="utf-8"?>
+<w:ftr xmlns:m="http://schemas.openxmlformats.org/officeDocument/2006/math" xmlns:mc="http://schemas.openxmlformats.org/markup-compatibility/2006" xmlns:mo="http://schemas.microsoft.com/office/mac/office/2008/main" xmlns:mv="urn:schemas-microsoft-com:mac:vml" xmlns:o="urn:schemas-microsoft-com:office:office" xmlns:r="http://schemas.openxmlformats.org/officeDocument/2006/relationships" xmlns:v="urn:schemas-microsoft-com:vml" xmlns:w10="urn:schemas-microsoft-com:office:word" xmlns:w14="http://schemas.microsoft.com/office/word/2010/wordml" xmlns:w="http://schemas.openxmlformats.org/wordprocessingml/2006/main" xmlns:wne="http://schemas.microsoft.com/office/word/2006/wordml" xmlns:wp14="http://schemas.microsoft.com/office/word/2010/wordprocessingDrawing" xmlns:wp="http://schemas.openxmlformats.org/drawingml/2006/wordprocessingDrawing" xmlns:wpc="http://schemas.microsoft.com/office/word/2010/wordprocessingCanvas" xmlns:wpg="http://schemas.microsoft.com/office/word/2010/wordprocessingGroup" xmlns:wpi="http://schemas.microsoft.com/office/word/2010/wordprocessingInk" xmlns:wps="http://schemas.microsoft.com/office/word/2010/wordprocessingShape" mc:Ignorable="w14 wp14">
+  <w:p>
+    <w:pPr>
+      <w:pStyle w:val="Footer"/>
+    </w:pPr>
+  </w:p>
+</w:ftr>
+</file>
+
+<file path=word/header1.xml><?xml version="1.0" encoding="utf-8"?>
+<w:hdr xmlns:m="http://schemas.openxmlformats.org/officeDocument/2006/math" xmlns:mc="http://schemas.openxmlformats.org/markup-compatibility/2006" xmlns:mo="http://schemas.microsoft.com/office/mac/office/2008/main" xmlns:mv="urn:schemas-microsoft-com:mac:vml" xmlns:o="urn:schemas-microsoft-com:office:office" xmlns:r="http://schemas.openxmlformats.org/officeDocument/2006/relationships" xmlns:v="urn:schemas-microsoft-com:vml" xmlns:w10="urn:schemas-microsoft-com:office:word" xmlns:w14="http://schemas.microsoft.com/office/word/2010/wordml" xmlns:w="http://schemas.openxmlformats.org/wordprocessingml/2006/main" xmlns:wne="http://schemas.microsoft.com/office/word/2006/wordml" xmlns:wp14="http://schemas.microsoft.com/office/word/2010/wordprocessingDrawing" xmlns:wp="http://schemas.openxmlformats.org/drawingml/2006/wordprocessingDrawing" xmlns:wpc="http://schemas.microsoft.com/office/word/2010/wordprocessingCanvas" xmlns:wpg="http://schemas.microsoft.com/office/word/2010/wordprocessingGroup" xmlns:wpi="http://schemas.microsoft.com/office/word/2010/wordprocessingInk" xmlns:wps="http://schemas.microsoft.com/office/word/2010/wordprocessingShape" mc:Ignorable="w14 wp14">
+  <w:p>
+    <w:pPr>
+      <w:pStyle w:val="Header"/>
+    </w:pPr>
+  </w:p>
+</w:hdr>
 </file>
 
 <file path=word/numbering.xml><?xml version="1.0" encoding="utf-8"?>
